--- a/會議記錄/2025.05.27.docx
+++ b/會議記錄/2025.05.27.docx
@@ -4,6 +4,9 @@
   <w:body>
     <w:p>
       <w:r>
+        <w:rPr>
+          <w:noProof/>
+        </w:rPr>
         <w:drawing>
           <wp:inline distT="0" distB="0" distL="0" distR="0" wp14:anchorId="2C345C89" wp14:editId="45F44061">
             <wp:extent cx="5274310" cy="2715895"/>
@@ -82,39 +85,21 @@
       </w:r>
     </w:p>
     <w:p>
-      <w:pPr>
-        <w:rPr>
-          <w:rFonts w:hint="eastAsia"/>
-        </w:rPr>
-      </w:pPr>
       <w:r>
         <w:rPr>
           <w:rFonts w:hint="eastAsia"/>
         </w:rPr>
         <w:t>ppt</w:t>
       </w:r>
-      <w:proofErr w:type="gramStart"/>
       <w:r>
         <w:rPr>
           <w:rFonts w:hint="eastAsia"/>
         </w:rPr>
         <w:t>右下角放人名</w:t>
       </w:r>
-      <w:proofErr w:type="gramEnd"/>
-    </w:p>
-    <w:p>
-      <w:pPr>
-        <w:rPr>
-          <w:rFonts w:hint="eastAsia"/>
-        </w:rPr>
-      </w:pPr>
-    </w:p>
-    <w:p>
-      <w:pPr>
-        <w:rPr>
-          <w:rFonts w:hint="eastAsia"/>
-        </w:rPr>
-      </w:pPr>
+    </w:p>
+    <w:p/>
+    <w:p>
       <w:r>
         <w:rPr>
           <w:rFonts w:hint="eastAsia"/>
@@ -161,11 +146,6 @@
       </w:r>
     </w:p>
     <w:p>
-      <w:pPr>
-        <w:rPr>
-          <w:rFonts w:hint="eastAsia"/>
-        </w:rPr>
-      </w:pPr>
       <w:r>
         <w:rPr>
           <w:rFonts w:hint="eastAsia"/>
@@ -192,11 +172,6 @@
       </w:r>
     </w:p>
     <w:p>
-      <w:pPr>
-        <w:rPr>
-          <w:rFonts w:hint="eastAsia"/>
-        </w:rPr>
-      </w:pPr>
       <w:r>
         <w:rPr>
           <w:rFonts w:hint="eastAsia"/>
@@ -236,13 +211,7 @@
         <w:t>8min</w:t>
       </w:r>
     </w:p>
-    <w:p>
-      <w:pPr>
-        <w:rPr>
-          <w:rFonts w:hint="eastAsia"/>
-        </w:rPr>
-      </w:pPr>
-    </w:p>
+    <w:p/>
     <w:p>
       <w:r>
         <w:rPr>
@@ -443,13 +412,7 @@
         <w:rPr>
           <w:rFonts w:hint="eastAsia"/>
         </w:rPr>
-        <w:t xml:space="preserve"> 01  </w:t>
-      </w:r>
-      <w:r>
-        <w:rPr>
-          <w:rFonts w:hint="eastAsia"/>
-        </w:rPr>
-        <w:t xml:space="preserve">0.5  </w:t>
+        <w:t xml:space="preserve"> 01  0.5  </w:t>
       </w:r>
     </w:p>
     <w:p>
@@ -473,16 +436,8 @@
         <w:rPr>
           <w:rFonts w:hint="eastAsia"/>
         </w:rPr>
-        <w:t>標</w:t>
-      </w:r>
-      <w:proofErr w:type="gramStart"/>
-      <w:r>
-        <w:rPr>
-          <w:rFonts w:hint="eastAsia"/>
-        </w:rPr>
-        <w:t>註</w:t>
-      </w:r>
-      <w:proofErr w:type="gramEnd"/>
+        <w:t>標註</w:t>
+      </w:r>
       <w:r>
         <w:rPr>
           <w:rFonts w:hint="eastAsia"/>
@@ -557,21 +512,32 @@
         <w:rPr>
           <w:rFonts w:hint="eastAsia"/>
         </w:rPr>
-        <w:t>(?)</w:t>
-      </w:r>
-      <w:r>
-        <w:rPr>
-          <w:rFonts w:hint="eastAsia"/>
-        </w:rPr>
-        <w:t>1.5</w:t>
-      </w:r>
-    </w:p>
-    <w:p>
-      <w:pPr>
-        <w:rPr>
-          <w:rFonts w:hint="eastAsia"/>
-        </w:rPr>
-      </w:pPr>
+        <w:t xml:space="preserve">( </w:t>
+      </w:r>
+      <w:r>
+        <w:rPr>
+          <w:rFonts w:hint="eastAsia"/>
+        </w:rPr>
+        <w:t>預計營利方式</w:t>
+      </w:r>
+      <w:r>
+        <w:rPr>
+          <w:rFonts w:hint="eastAsia"/>
+        </w:rPr>
+        <w:t>(</w:t>
+      </w:r>
+      <w:r>
+        <w:rPr>
+          <w:rFonts w:hint="eastAsia"/>
+        </w:rPr>
+        <w:t>預計成果</w:t>
+      </w:r>
+      <w:r>
+        <w:rPr>
+          <w:rFonts w:hint="eastAsia"/>
+        </w:rPr>
+        <w:t>)</w:t>
+      </w:r>
       <w:r>
         <w:rPr>
           <w:rFonts w:hint="eastAsia"/>
@@ -582,31 +548,7 @@
         <w:rPr>
           <w:rFonts w:hint="eastAsia"/>
         </w:rPr>
-        <w:t>預計營利方式</w:t>
-      </w:r>
-      <w:r>
-        <w:rPr>
-          <w:rFonts w:hint="eastAsia"/>
-        </w:rPr>
-        <w:t>(</w:t>
-      </w:r>
-      <w:r>
-        <w:rPr>
-          <w:rFonts w:hint="eastAsia"/>
-        </w:rPr>
-        <w:t>預計成果</w:t>
-      </w:r>
-      <w:r>
-        <w:rPr>
-          <w:rFonts w:hint="eastAsia"/>
-        </w:rPr>
-        <w:t>)</w:t>
-      </w:r>
-      <w:r>
-        <w:rPr>
-          <w:rFonts w:hint="eastAsia"/>
-        </w:rPr>
-        <w:t xml:space="preserve"> 1</w:t>
+        <w:t>) 2min</w:t>
       </w:r>
     </w:p>
     <w:p>
@@ -620,7 +562,7 @@
         <w:rPr>
           <w:rFonts w:hint="eastAsia"/>
         </w:rPr>
-        <w:t>1</w:t>
+        <w:t>0.5</w:t>
       </w:r>
       <w:r>
         <w:rPr>
@@ -630,12 +572,10 @@
       </w:r>
     </w:p>
     <w:p>
-      <w:pPr>
-        <w:rPr>
-          <w:rFonts w:hint="eastAsia"/>
-        </w:rPr>
-      </w:pPr>
-      <w:r>
+      <w:r>
+        <w:rPr>
+          <w:noProof/>
+        </w:rPr>
         <w:drawing>
           <wp:inline distT="0" distB="0" distL="0" distR="0" wp14:anchorId="66AE9E25" wp14:editId="3C503DD0">
             <wp:extent cx="5274310" cy="2585720"/>
@@ -1658,6 +1598,7 @@
   <w:style w:type="character" w:default="1" w:styleId="a0">
     <w:name w:val="Default Paragraph Font"/>
     <w:uiPriority w:val="1"/>
+    <w:semiHidden/>
     <w:unhideWhenUsed/>
   </w:style>
   <w:style w:type="table" w:default="1" w:styleId="a1">

--- a/會議記錄/2025.05.27.docx
+++ b/會議記錄/2025.05.27.docx
@@ -23,7 +23,7 @@
                     <pic:cNvPicPr/>
                   </pic:nvPicPr>
                   <pic:blipFill>
-                    <a:blip r:embed="rId5"/>
+                    <a:blip r:embed="rId7"/>
                     <a:stretch>
                       <a:fillRect/>
                     </a:stretch>
@@ -91,12 +91,14 @@
         </w:rPr>
         <w:t>ppt</w:t>
       </w:r>
+      <w:proofErr w:type="gramStart"/>
       <w:r>
         <w:rPr>
           <w:rFonts w:hint="eastAsia"/>
         </w:rPr>
         <w:t>右下角放人名</w:t>
       </w:r>
+      <w:proofErr w:type="gramEnd"/>
     </w:p>
     <w:p/>
     <w:p>
@@ -144,6 +146,12 @@
         </w:rPr>
         <w:t>分鐘</w:t>
       </w:r>
+      <w:r>
+        <w:rPr>
+          <w:rFonts w:hint="eastAsia"/>
+        </w:rPr>
+        <w:t xml:space="preserve">  01</w:t>
+      </w:r>
     </w:p>
     <w:p>
       <w:r>
@@ -170,6 +178,12 @@
         </w:rPr>
         <w:t>0.5</w:t>
       </w:r>
+      <w:r>
+        <w:rPr>
+          <w:rFonts w:hint="eastAsia"/>
+        </w:rPr>
+        <w:t xml:space="preserve">  01</w:t>
+      </w:r>
     </w:p>
     <w:p>
       <w:r>
@@ -192,6 +206,40 @@
       </w:r>
     </w:p>
     <w:p>
+      <w:pPr>
+        <w:rPr>
+          <w:rFonts w:hint="eastAsia"/>
+        </w:rPr>
+      </w:pPr>
+      <w:r>
+        <w:t>S</w:t>
+      </w:r>
+      <w:r>
+        <w:rPr>
+          <w:rFonts w:hint="eastAsia"/>
+        </w:rPr>
+        <w:t>wot</w:t>
+      </w:r>
+      <w:r>
+        <w:rPr>
+          <w:rFonts w:hint="eastAsia"/>
+        </w:rPr>
+        <w:t>分析</w:t>
+      </w:r>
+      <w:r>
+        <w:rPr>
+          <w:rFonts w:hint="eastAsia"/>
+        </w:rPr>
+        <w:t xml:space="preserve"> 1</w:t>
+      </w:r>
+      <w:r>
+        <w:rPr>
+          <w:rFonts w:hint="eastAsia"/>
+        </w:rPr>
+        <w:t>分鐘</w:t>
+      </w:r>
+    </w:p>
+    <w:p>
       <w:r>
         <w:rPr>
           <w:rFonts w:hint="eastAsia"/>
@@ -211,7 +259,6 @@
         <w:t>8min</w:t>
       </w:r>
     </w:p>
-    <w:p/>
     <w:p>
       <w:r>
         <w:rPr>
@@ -246,6 +293,12 @@
         </w:rPr>
         <w:t xml:space="preserve">     01</w:t>
       </w:r>
+      <w:r>
+        <w:rPr>
+          <w:rFonts w:hint="eastAsia"/>
+        </w:rPr>
+        <w:t xml:space="preserve">   40</w:t>
+      </w:r>
     </w:p>
     <w:p>
       <w:pPr>
@@ -264,6 +317,12 @@
         </w:rPr>
         <w:t xml:space="preserve">          45</w:t>
       </w:r>
+      <w:r>
+        <w:rPr>
+          <w:rFonts w:hint="eastAsia"/>
+        </w:rPr>
+        <w:t xml:space="preserve">  40</w:t>
+      </w:r>
     </w:p>
     <w:p>
       <w:pPr>
@@ -288,6 +347,12 @@
         </w:rPr>
         <w:t xml:space="preserve">         35</w:t>
       </w:r>
+      <w:r>
+        <w:rPr>
+          <w:rFonts w:hint="eastAsia"/>
+        </w:rPr>
+        <w:t xml:space="preserve">  40</w:t>
+      </w:r>
     </w:p>
     <w:p>
       <w:pPr>
@@ -306,6 +371,12 @@
         </w:rPr>
         <w:t xml:space="preserve">    35</w:t>
       </w:r>
+      <w:r>
+        <w:rPr>
+          <w:rFonts w:hint="eastAsia"/>
+        </w:rPr>
+        <w:t xml:space="preserve">  40</w:t>
+      </w:r>
     </w:p>
     <w:p>
       <w:pPr>
@@ -330,6 +401,12 @@
         </w:rPr>
         <w:t>35</w:t>
       </w:r>
+      <w:r>
+        <w:rPr>
+          <w:rFonts w:hint="eastAsia"/>
+        </w:rPr>
+        <w:t xml:space="preserve">  40</w:t>
+      </w:r>
     </w:p>
     <w:p>
       <w:pPr>
@@ -348,6 +425,12 @@
         </w:rPr>
         <w:t xml:space="preserve">   01</w:t>
       </w:r>
+      <w:r>
+        <w:rPr>
+          <w:rFonts w:hint="eastAsia"/>
+        </w:rPr>
+        <w:t xml:space="preserve">  40</w:t>
+      </w:r>
     </w:p>
     <w:p>
       <w:pPr>
@@ -436,8 +519,16 @@
         <w:rPr>
           <w:rFonts w:hint="eastAsia"/>
         </w:rPr>
-        <w:t>標註</w:t>
-      </w:r>
+        <w:t>標</w:t>
+      </w:r>
+      <w:proofErr w:type="gramStart"/>
+      <w:r>
+        <w:rPr>
+          <w:rFonts w:hint="eastAsia"/>
+        </w:rPr>
+        <w:t>註</w:t>
+      </w:r>
+      <w:proofErr w:type="gramEnd"/>
       <w:r>
         <w:rPr>
           <w:rFonts w:hint="eastAsia"/>
@@ -449,6 +540,12 @@
           <w:rFonts w:hint="eastAsia"/>
         </w:rPr>
         <w:t xml:space="preserve">   45</w:t>
+      </w:r>
+      <w:r>
+        <w:rPr>
+          <w:rFonts w:hint="eastAsia"/>
+        </w:rPr>
+        <w:t xml:space="preserve">  40</w:t>
       </w:r>
     </w:p>
     <w:p>
@@ -468,6 +565,12 @@
         </w:rPr>
         <w:t xml:space="preserve">  01</w:t>
       </w:r>
+      <w:r>
+        <w:rPr>
+          <w:rFonts w:hint="eastAsia"/>
+        </w:rPr>
+        <w:t xml:space="preserve">   40</w:t>
+      </w:r>
     </w:p>
     <w:p>
       <w:pPr>
@@ -489,13 +592,14 @@
         </w:rPr>
         <w:t xml:space="preserve">   42</w:t>
       </w:r>
-    </w:p>
-    <w:p>
-      <w:pPr>
-        <w:rPr>
-          <w:rFonts w:hint="eastAsia"/>
-        </w:rPr>
-      </w:pPr>
+      <w:r>
+        <w:rPr>
+          <w:rFonts w:hint="eastAsia"/>
+        </w:rPr>
+        <w:t xml:space="preserve">   40</w:t>
+      </w:r>
+    </w:p>
+    <w:p>
       <w:r>
         <w:rPr>
           <w:rFonts w:hint="eastAsia"/>
@@ -548,7 +652,19 @@
         <w:rPr>
           <w:rFonts w:hint="eastAsia"/>
         </w:rPr>
-        <w:t>) 2min</w:t>
+        <w:t xml:space="preserve">) </w:t>
+      </w:r>
+      <w:r>
+        <w:rPr>
+          <w:rFonts w:hint="eastAsia"/>
+        </w:rPr>
+        <w:t>1</w:t>
+      </w:r>
+      <w:r>
+        <w:rPr>
+          <w:rFonts w:hint="eastAsia"/>
+        </w:rPr>
+        <w:t>min</w:t>
       </w:r>
     </w:p>
     <w:p>
@@ -592,7 +708,7 @@
                     <pic:cNvPicPr/>
                   </pic:nvPicPr>
                   <pic:blipFill>
-                    <a:blip r:embed="rId6"/>
+                    <a:blip r:embed="rId8"/>
                     <a:stretch>
                       <a:fillRect/>
                     </a:stretch>
@@ -621,6 +737,56 @@
     </w:sectPr>
   </w:body>
 </w:document>
+</file>
+
+<file path=word/endnotes.xml><?xml version="1.0" encoding="utf-8"?>
+<w:endnotes xmlns:wpc="http://schemas.microsoft.com/office/word/2010/wordprocessingCanvas" xmlns:cx="http://schemas.microsoft.com/office/drawing/2014/chartex" xmlns:cx1="http://schemas.microsoft.com/office/drawing/2015/9/8/chartex" xmlns:cx2="http://schemas.microsoft.com/office/drawing/2015/10/21/chartex" xmlns:cx3="http://schemas.microsoft.com/office/drawing/2016/5/9/chartex" xmlns:cx4="http://schemas.microsoft.com/office/drawing/2016/5/10/chartex" xmlns:cx5="http://schemas.microsoft.com/office/drawing/2016/5/11/chartex" xmlns:cx6="http://schemas.microsoft.com/office/drawing/2016/5/12/chartex" xmlns:cx7="http://schemas.microsoft.com/office/drawing/2016/5/13/chartex" xmlns:cx8="http://schemas.microsoft.com/office/drawing/2016/5/14/chartex" xmlns:mc="http://schemas.openxmlformats.org/markup-compatibility/2006" xmlns:aink="http://schemas.microsoft.com/office/drawing/2016/ink" xmlns:am3d="http://schemas.microsoft.com/office/drawing/2017/model3d" xmlns:o="urn:schemas-microsoft-com:office:office" xmlns:oel="http://schemas.microsoft.com/office/2019/extlst" xmlns:r="http://schemas.openxmlformats.org/officeDocument/2006/relationships" xmlns:m="http://schemas.openxmlformats.org/officeDocument/2006/math" xmlns:v="urn:schemas-microsoft-com:vml" xmlns:wp14="http://schemas.microsoft.com/office/word/2010/wordprocessingDrawing" xmlns:wp="http://schemas.openxmlformats.org/drawingml/2006/wordprocessingDrawing" xmlns:w10="urn:schemas-microsoft-com:office:word" xmlns:w="http://schemas.openxmlformats.org/wordprocessingml/2006/main" xmlns:w14="http://schemas.microsoft.com/office/word/2010/wordml" xmlns:w15="http://schemas.microsoft.com/office/word/2012/wordml" xmlns:w16cex="http://schemas.microsoft.com/office/word/2018/wordml/cex" xmlns:w16cid="http://schemas.microsoft.com/office/word/2016/wordml/cid" xmlns:w16="http://schemas.microsoft.com/office/word/2018/wordml" xmlns:w16du="http://schemas.microsoft.com/office/word/2023/wordml/word16du" xmlns:w16sdtdh="http://schemas.microsoft.com/office/word/2020/wordml/sdtdatahash" xmlns:w16sdtfl="http://schemas.microsoft.com/office/word/2024/wordml/sdtformatlock" xmlns:w16se="http://schemas.microsoft.com/office/word/2015/wordml/symex" xmlns:wpg="http://schemas.microsoft.com/office/word/2010/wordprocessingGroup" xmlns:wpi="http://schemas.microsoft.com/office/word/2010/wordprocessingInk" xmlns:wne="http://schemas.microsoft.com/office/word/2006/wordml" xmlns:wps="http://schemas.microsoft.com/office/word/2010/wordprocessingShape" mc:Ignorable="w14 w15 w16se w16cid w16 w16cex w16sdtdh w16sdtfl w16du wp14">
+  <w:endnote w:type="separator" w:id="-1">
+    <w:p>
+      <w:pPr>
+        <w:spacing w:after="0" w:line="240" w:lineRule="auto"/>
+      </w:pPr>
+      <w:r>
+        <w:separator/>
+      </w:r>
+    </w:p>
+  </w:endnote>
+  <w:endnote w:type="continuationSeparator" w:id="0">
+    <w:p>
+      <w:pPr>
+        <w:spacing w:after="0" w:line="240" w:lineRule="auto"/>
+      </w:pPr>
+      <w:r>
+        <w:continuationSeparator/>
+      </w:r>
+    </w:p>
+  </w:endnote>
+</w:endnotes>
+</file>
+
+<file path=word/footnotes.xml><?xml version="1.0" encoding="utf-8"?>
+<w:footnotes xmlns:wpc="http://schemas.microsoft.com/office/word/2010/wordprocessingCanvas" xmlns:cx="http://schemas.microsoft.com/office/drawing/2014/chartex" xmlns:cx1="http://schemas.microsoft.com/office/drawing/2015/9/8/chartex" xmlns:cx2="http://schemas.microsoft.com/office/drawing/2015/10/21/chartex" xmlns:cx3="http://schemas.microsoft.com/office/drawing/2016/5/9/chartex" xmlns:cx4="http://schemas.microsoft.com/office/drawing/2016/5/10/chartex" xmlns:cx5="http://schemas.microsoft.com/office/drawing/2016/5/11/chartex" xmlns:cx6="http://schemas.microsoft.com/office/drawing/2016/5/12/chartex" xmlns:cx7="http://schemas.microsoft.com/office/drawing/2016/5/13/chartex" xmlns:cx8="http://schemas.microsoft.com/office/drawing/2016/5/14/chartex" xmlns:mc="http://schemas.openxmlformats.org/markup-compatibility/2006" xmlns:aink="http://schemas.microsoft.com/office/drawing/2016/ink" xmlns:am3d="http://schemas.microsoft.com/office/drawing/2017/model3d" xmlns:o="urn:schemas-microsoft-com:office:office" xmlns:oel="http://schemas.microsoft.com/office/2019/extlst" xmlns:r="http://schemas.openxmlformats.org/officeDocument/2006/relationships" xmlns:m="http://schemas.openxmlformats.org/officeDocument/2006/math" xmlns:v="urn:schemas-microsoft-com:vml" xmlns:wp14="http://schemas.microsoft.com/office/word/2010/wordprocessingDrawing" xmlns:wp="http://schemas.openxmlformats.org/drawingml/2006/wordprocessingDrawing" xmlns:w10="urn:schemas-microsoft-com:office:word" xmlns:w="http://schemas.openxmlformats.org/wordprocessingml/2006/main" xmlns:w14="http://schemas.microsoft.com/office/word/2010/wordml" xmlns:w15="http://schemas.microsoft.com/office/word/2012/wordml" xmlns:w16cex="http://schemas.microsoft.com/office/word/2018/wordml/cex" xmlns:w16cid="http://schemas.microsoft.com/office/word/2016/wordml/cid" xmlns:w16="http://schemas.microsoft.com/office/word/2018/wordml" xmlns:w16du="http://schemas.microsoft.com/office/word/2023/wordml/word16du" xmlns:w16sdtdh="http://schemas.microsoft.com/office/word/2020/wordml/sdtdatahash" xmlns:w16sdtfl="http://schemas.microsoft.com/office/word/2024/wordml/sdtformatlock" xmlns:w16se="http://schemas.microsoft.com/office/word/2015/wordml/symex" xmlns:wpg="http://schemas.microsoft.com/office/word/2010/wordprocessingGroup" xmlns:wpi="http://schemas.microsoft.com/office/word/2010/wordprocessingInk" xmlns:wne="http://schemas.microsoft.com/office/word/2006/wordml" xmlns:wps="http://schemas.microsoft.com/office/word/2010/wordprocessingShape" mc:Ignorable="w14 w15 w16se w16cid w16 w16cex w16sdtdh w16sdtfl w16du wp14">
+  <w:footnote w:type="separator" w:id="-1">
+    <w:p>
+      <w:pPr>
+        <w:spacing w:after="0" w:line="240" w:lineRule="auto"/>
+      </w:pPr>
+      <w:r>
+        <w:separator/>
+      </w:r>
+    </w:p>
+  </w:footnote>
+  <w:footnote w:type="continuationSeparator" w:id="0">
+    <w:p>
+      <w:pPr>
+        <w:spacing w:after="0" w:line="240" w:lineRule="auto"/>
+      </w:pPr>
+      <w:r>
+        <w:continuationSeparator/>
+      </w:r>
+    </w:p>
+  </w:footnote>
+</w:footnotes>
 </file>
 
 <file path=word/numbering.xml><?xml version="1.0" encoding="utf-8"?>
@@ -1931,6 +2097,66 @@
     <w:semiHidden/>
     <w:rsid w:val="00D4495B"/>
   </w:style>
+  <w:style w:type="paragraph" w:styleId="af0">
+    <w:name w:val="header"/>
+    <w:basedOn w:val="a"/>
+    <w:link w:val="af1"/>
+    <w:uiPriority w:val="99"/>
+    <w:unhideWhenUsed/>
+    <w:rsid w:val="007A1E2F"/>
+    <w:pPr>
+      <w:tabs>
+        <w:tab w:val="center" w:pos="4153"/>
+        <w:tab w:val="right" w:pos="8306"/>
+      </w:tabs>
+      <w:snapToGrid w:val="0"/>
+    </w:pPr>
+    <w:rPr>
+      <w:sz w:val="20"/>
+      <w:szCs w:val="20"/>
+    </w:rPr>
+  </w:style>
+  <w:style w:type="character" w:customStyle="1" w:styleId="af1">
+    <w:name w:val="頁首 字元"/>
+    <w:basedOn w:val="a0"/>
+    <w:link w:val="af0"/>
+    <w:uiPriority w:val="99"/>
+    <w:rsid w:val="007A1E2F"/>
+    <w:rPr>
+      <w:sz w:val="20"/>
+      <w:szCs w:val="20"/>
+    </w:rPr>
+  </w:style>
+  <w:style w:type="paragraph" w:styleId="af2">
+    <w:name w:val="footer"/>
+    <w:basedOn w:val="a"/>
+    <w:link w:val="af3"/>
+    <w:uiPriority w:val="99"/>
+    <w:unhideWhenUsed/>
+    <w:rsid w:val="007A1E2F"/>
+    <w:pPr>
+      <w:tabs>
+        <w:tab w:val="center" w:pos="4153"/>
+        <w:tab w:val="right" w:pos="8306"/>
+      </w:tabs>
+      <w:snapToGrid w:val="0"/>
+    </w:pPr>
+    <w:rPr>
+      <w:sz w:val="20"/>
+      <w:szCs w:val="20"/>
+    </w:rPr>
+  </w:style>
+  <w:style w:type="character" w:customStyle="1" w:styleId="af3">
+    <w:name w:val="頁尾 字元"/>
+    <w:basedOn w:val="a0"/>
+    <w:link w:val="af2"/>
+    <w:uiPriority w:val="99"/>
+    <w:rsid w:val="007A1E2F"/>
+    <w:rPr>
+      <w:sz w:val="20"/>
+      <w:szCs w:val="20"/>
+    </w:rPr>
+  </w:style>
 </w:styles>
 </file>
 
